--- a/klagomål/A 58464-2025 FSC-klagomål.docx
+++ b/klagomål/A 58464-2025 FSC-klagomål.docx
@@ -873,7 +873,7 @@
     <w:r>
       <w:tab/>
       <w:tab/>
-      <w:t>2025-11-25</w:t>
+      <w:t>2025-11-26</w:t>
       <w:br/>
       <w:br/>
     </w:r>

--- a/klagomål/A 58464-2025 FSC-klagomål.docx
+++ b/klagomål/A 58464-2025 FSC-klagomål.docx
@@ -873,7 +873,7 @@
     <w:r>
       <w:tab/>
       <w:tab/>
-      <w:t>2025-11-26</w:t>
+      <w:t>2025-11-27</w:t>
       <w:br/>
       <w:br/>
     </w:r>

--- a/klagomål/A 58464-2025 FSC-klagomål.docx
+++ b/klagomål/A 58464-2025 FSC-klagomål.docx
@@ -873,7 +873,7 @@
     <w:r>
       <w:tab/>
       <w:tab/>
-      <w:t>2025-11-27</w:t>
+      <w:t>2025-11-28</w:t>
       <w:br/>
       <w:br/>
     </w:r>

--- a/klagomål/A 58464-2025 FSC-klagomål.docx
+++ b/klagomål/A 58464-2025 FSC-klagomål.docx
@@ -873,7 +873,7 @@
     <w:r>
       <w:tab/>
       <w:tab/>
-      <w:t>2025-11-28</w:t>
+      <w:t>2025-11-29</w:t>
       <w:br/>
       <w:br/>
     </w:r>

--- a/klagomål/A 58464-2025 FSC-klagomål.docx
+++ b/klagomål/A 58464-2025 FSC-klagomål.docx
@@ -873,7 +873,7 @@
     <w:r>
       <w:tab/>
       <w:tab/>
-      <w:t>2025-11-29</w:t>
+      <w:t>2025-11-30</w:t>
       <w:br/>
       <w:br/>
     </w:r>

--- a/klagomål/A 58464-2025 FSC-klagomål.docx
+++ b/klagomål/A 58464-2025 FSC-klagomål.docx
@@ -873,7 +873,7 @@
     <w:r>
       <w:tab/>
       <w:tab/>
-      <w:t>2025-11-30</w:t>
+      <w:t>2025-12-01</w:t>
       <w:br/>
       <w:br/>
     </w:r>

--- a/klagomål/A 58464-2025 FSC-klagomål.docx
+++ b/klagomål/A 58464-2025 FSC-klagomål.docx
@@ -873,7 +873,7 @@
     <w:r>
       <w:tab/>
       <w:tab/>
-      <w:t>2025-12-01</w:t>
+      <w:t>2025-12-02</w:t>
       <w:br/>
       <w:br/>
     </w:r>

--- a/klagomål/A 58464-2025 FSC-klagomål.docx
+++ b/klagomål/A 58464-2025 FSC-klagomål.docx
@@ -873,7 +873,7 @@
     <w:r>
       <w:tab/>
       <w:tab/>
-      <w:t>2025-12-02</w:t>
+      <w:t>2025-12-03</w:t>
       <w:br/>
       <w:br/>
     </w:r>

--- a/klagomål/A 58464-2025 FSC-klagomål.docx
+++ b/klagomål/A 58464-2025 FSC-klagomål.docx
@@ -873,7 +873,7 @@
     <w:r>
       <w:tab/>
       <w:tab/>
-      <w:t>2025-12-03</w:t>
+      <w:t>2025-12-04</w:t>
       <w:br/>
       <w:br/>
     </w:r>

--- a/klagomål/A 58464-2025 FSC-klagomål.docx
+++ b/klagomål/A 58464-2025 FSC-klagomål.docx
@@ -873,7 +873,7 @@
     <w:r>
       <w:tab/>
       <w:tab/>
-      <w:t>2025-12-04</w:t>
+      <w:t>2025-12-05</w:t>
       <w:br/>
       <w:br/>
     </w:r>

--- a/klagomål/A 58464-2025 FSC-klagomål.docx
+++ b/klagomål/A 58464-2025 FSC-klagomål.docx
@@ -873,7 +873,7 @@
     <w:r>
       <w:tab/>
       <w:tab/>
-      <w:t>2025-12-05</w:t>
+      <w:t>2025-12-06</w:t>
       <w:br/>
       <w:br/>
     </w:r>

--- a/klagomål/A 58464-2025 FSC-klagomål.docx
+++ b/klagomål/A 58464-2025 FSC-klagomål.docx
@@ -873,7 +873,7 @@
     <w:r>
       <w:tab/>
       <w:tab/>
-      <w:t>2025-12-06</w:t>
+      <w:t>2025-12-07</w:t>
       <w:br/>
       <w:br/>
     </w:r>

--- a/klagomål/A 58464-2025 FSC-klagomål.docx
+++ b/klagomål/A 58464-2025 FSC-klagomål.docx
@@ -873,7 +873,7 @@
     <w:r>
       <w:tab/>
       <w:tab/>
-      <w:t>2025-12-07</w:t>
+      <w:t>2025-12-08</w:t>
       <w:br/>
       <w:br/>
     </w:r>

--- a/klagomål/A 58464-2025 FSC-klagomål.docx
+++ b/klagomål/A 58464-2025 FSC-klagomål.docx
@@ -873,7 +873,7 @@
     <w:r>
       <w:tab/>
       <w:tab/>
-      <w:t>2025-12-08</w:t>
+      <w:t>2025-12-09</w:t>
       <w:br/>
       <w:br/>
     </w:r>

--- a/klagomål/A 58464-2025 FSC-klagomål.docx
+++ b/klagomål/A 58464-2025 FSC-klagomål.docx
@@ -873,7 +873,7 @@
     <w:r>
       <w:tab/>
       <w:tab/>
-      <w:t>2025-12-09</w:t>
+      <w:t>2025-12-10</w:t>
       <w:br/>
       <w:br/>
     </w:r>

--- a/klagomål/A 58464-2025 FSC-klagomål.docx
+++ b/klagomål/A 58464-2025 FSC-klagomål.docx
@@ -873,7 +873,7 @@
     <w:r>
       <w:tab/>
       <w:tab/>
-      <w:t>2025-12-10</w:t>
+      <w:t>2025-12-11</w:t>
       <w:br/>
       <w:br/>
     </w:r>

--- a/klagomål/A 58464-2025 FSC-klagomål.docx
+++ b/klagomål/A 58464-2025 FSC-klagomål.docx
@@ -873,7 +873,7 @@
     <w:r>
       <w:tab/>
       <w:tab/>
-      <w:t>2025-12-11</w:t>
+      <w:t>2025-12-12</w:t>
       <w:br/>
       <w:br/>
     </w:r>

--- a/klagomål/A 58464-2025 FSC-klagomål.docx
+++ b/klagomål/A 58464-2025 FSC-klagomål.docx
@@ -873,7 +873,7 @@
     <w:r>
       <w:tab/>
       <w:tab/>
-      <w:t>2025-12-12</w:t>
+      <w:t>2025-12-13</w:t>
       <w:br/>
       <w:br/>
     </w:r>

--- a/klagomål/A 58464-2025 FSC-klagomål.docx
+++ b/klagomål/A 58464-2025 FSC-klagomål.docx
@@ -873,7 +873,7 @@
     <w:r>
       <w:tab/>
       <w:tab/>
-      <w:t>2025-12-19</w:t>
+      <w:t>2025-12-20</w:t>
       <w:br/>
       <w:br/>
     </w:r>

--- a/klagomål/A 58464-2025 FSC-klagomål.docx
+++ b/klagomål/A 58464-2025 FSC-klagomål.docx
@@ -873,7 +873,7 @@
     <w:r>
       <w:tab/>
       <w:tab/>
-      <w:t>2025-12-20</w:t>
+      <w:t>2025-12-21</w:t>
       <w:br/>
       <w:br/>
     </w:r>

--- a/klagomål/A 58464-2025 FSC-klagomål.docx
+++ b/klagomål/A 58464-2025 FSC-klagomål.docx
@@ -873,7 +873,7 @@
     <w:r>
       <w:tab/>
       <w:tab/>
-      <w:t>2025-12-21</w:t>
+      <w:t>2025-12-22</w:t>
       <w:br/>
       <w:br/>
     </w:r>

--- a/klagomål/A 58464-2025 FSC-klagomål.docx
+++ b/klagomål/A 58464-2025 FSC-klagomål.docx
@@ -873,7 +873,7 @@
     <w:r>
       <w:tab/>
       <w:tab/>
-      <w:t>2025-12-22</w:t>
+      <w:t>2025-12-26</w:t>
       <w:br/>
       <w:br/>
     </w:r>

--- a/klagomål/A 58464-2025 FSC-klagomål.docx
+++ b/klagomål/A 58464-2025 FSC-klagomål.docx
@@ -873,7 +873,7 @@
     <w:r>
       <w:tab/>
       <w:tab/>
-      <w:t>2025-12-26</w:t>
+      <w:t>2025-12-28</w:t>
       <w:br/>
       <w:br/>
     </w:r>

--- a/klagomål/A 58464-2025 FSC-klagomål.docx
+++ b/klagomål/A 58464-2025 FSC-klagomål.docx
@@ -873,7 +873,7 @@
     <w:r>
       <w:tab/>
       <w:tab/>
-      <w:t>2025-12-28</w:t>
+      <w:t>2025-12-29</w:t>
       <w:br/>
       <w:br/>
     </w:r>

--- a/klagomål/A 58464-2025 FSC-klagomål.docx
+++ b/klagomål/A 58464-2025 FSC-klagomål.docx
@@ -873,7 +873,7 @@
     <w:r>
       <w:tab/>
       <w:tab/>
-      <w:t>2025-12-29</w:t>
+      <w:t>2025-12-30</w:t>
       <w:br/>
       <w:br/>
     </w:r>

--- a/klagomål/A 58464-2025 FSC-klagomål.docx
+++ b/klagomål/A 58464-2025 FSC-klagomål.docx
@@ -873,7 +873,7 @@
     <w:r>
       <w:tab/>
       <w:tab/>
-      <w:t>2025-12-30</w:t>
+      <w:t>2025-12-31</w:t>
       <w:br/>
       <w:br/>
     </w:r>

--- a/klagomål/A 58464-2025 FSC-klagomål.docx
+++ b/klagomål/A 58464-2025 FSC-klagomål.docx
@@ -873,7 +873,7 @@
     <w:r>
       <w:tab/>
       <w:tab/>
-      <w:t>2026-01-07</w:t>
+      <w:t>2026-01-08</w:t>
       <w:br/>
       <w:br/>
     </w:r>

--- a/klagomål/A 58464-2025 FSC-klagomål.docx
+++ b/klagomål/A 58464-2025 FSC-klagomål.docx
@@ -873,7 +873,7 @@
     <w:r>
       <w:tab/>
       <w:tab/>
-      <w:t>2026-01-08</w:t>
+      <w:t>2026-01-09</w:t>
       <w:br/>
       <w:br/>
     </w:r>

--- a/klagomål/A 58464-2025 FSC-klagomål.docx
+++ b/klagomål/A 58464-2025 FSC-klagomål.docx
@@ -873,7 +873,7 @@
     <w:r>
       <w:tab/>
       <w:tab/>
-      <w:t>2026-01-09</w:t>
+      <w:t>2026-01-10</w:t>
       <w:br/>
       <w:br/>
     </w:r>

--- a/klagomål/A 58464-2025 FSC-klagomål.docx
+++ b/klagomål/A 58464-2025 FSC-klagomål.docx
@@ -873,7 +873,7 @@
     <w:r>
       <w:tab/>
       <w:tab/>
-      <w:t>2026-01-10</w:t>
+      <w:t>2026-01-11</w:t>
       <w:br/>
       <w:br/>
     </w:r>

--- a/klagomål/A 58464-2025 FSC-klagomål.docx
+++ b/klagomål/A 58464-2025 FSC-klagomål.docx
@@ -873,7 +873,7 @@
     <w:r>
       <w:tab/>
       <w:tab/>
-      <w:t>2026-01-11</w:t>
+      <w:t>2026-01-12</w:t>
       <w:br/>
       <w:br/>
     </w:r>

--- a/klagomål/A 58464-2025 FSC-klagomål.docx
+++ b/klagomål/A 58464-2025 FSC-klagomål.docx
@@ -873,7 +873,7 @@
     <w:r>
       <w:tab/>
       <w:tab/>
-      <w:t>2026-01-12</w:t>
+      <w:t>2026-01-13</w:t>
       <w:br/>
       <w:br/>
     </w:r>

--- a/klagomål/A 58464-2025 FSC-klagomål.docx
+++ b/klagomål/A 58464-2025 FSC-klagomål.docx
@@ -873,7 +873,7 @@
     <w:r>
       <w:tab/>
       <w:tab/>
-      <w:t>2026-01-13</w:t>
+      <w:t>2026-01-14</w:t>
       <w:br/>
       <w:br/>
     </w:r>

--- a/klagomål/A 58464-2025 FSC-klagomål.docx
+++ b/klagomål/A 58464-2025 FSC-klagomål.docx
@@ -873,7 +873,7 @@
     <w:r>
       <w:tab/>
       <w:tab/>
-      <w:t>2026-01-14</w:t>
+      <w:t>2026-01-15</w:t>
       <w:br/>
       <w:br/>
     </w:r>

--- a/klagomål/A 58464-2025 FSC-klagomål.docx
+++ b/klagomål/A 58464-2025 FSC-klagomål.docx
@@ -873,7 +873,7 @@
     <w:r>
       <w:tab/>
       <w:tab/>
-      <w:t>2026-01-15</w:t>
+      <w:t>2026-01-16</w:t>
       <w:br/>
       <w:br/>
     </w:r>

--- a/klagomål/A 58464-2025 FSC-klagomål.docx
+++ b/klagomål/A 58464-2025 FSC-klagomål.docx
@@ -873,7 +873,7 @@
     <w:r>
       <w:tab/>
       <w:tab/>
-      <w:t>2026-01-16</w:t>
+      <w:t>2026-01-17</w:t>
       <w:br/>
       <w:br/>
     </w:r>

--- a/klagomål/A 58464-2025 FSC-klagomål.docx
+++ b/klagomål/A 58464-2025 FSC-klagomål.docx
@@ -873,7 +873,7 @@
     <w:r>
       <w:tab/>
       <w:tab/>
-      <w:t>2026-01-17</w:t>
+      <w:t>2026-01-18</w:t>
       <w:br/>
       <w:br/>
     </w:r>

--- a/klagomål/A 58464-2025 FSC-klagomål.docx
+++ b/klagomål/A 58464-2025 FSC-klagomål.docx
@@ -873,7 +873,7 @@
     <w:r>
       <w:tab/>
       <w:tab/>
-      <w:t>2026-01-18</w:t>
+      <w:t>2026-01-19</w:t>
       <w:br/>
       <w:br/>
     </w:r>

--- a/klagomål/A 58464-2025 FSC-klagomål.docx
+++ b/klagomål/A 58464-2025 FSC-klagomål.docx
@@ -873,7 +873,7 @@
     <w:r>
       <w:tab/>
       <w:tab/>
-      <w:t>2026-01-19</w:t>
+      <w:t>2026-01-20</w:t>
       <w:br/>
       <w:br/>
     </w:r>

--- a/klagomål/A 58464-2025 FSC-klagomål.docx
+++ b/klagomål/A 58464-2025 FSC-klagomål.docx
@@ -873,7 +873,7 @@
     <w:r>
       <w:tab/>
       <w:tab/>
-      <w:t>2026-01-20</w:t>
+      <w:t>2026-01-21</w:t>
       <w:br/>
       <w:br/>
     </w:r>

--- a/klagomål/A 58464-2025 FSC-klagomål.docx
+++ b/klagomål/A 58464-2025 FSC-klagomål.docx
@@ -873,7 +873,7 @@
     <w:r>
       <w:tab/>
       <w:tab/>
-      <w:t>2026-01-21</w:t>
+      <w:t>2026-01-23</w:t>
       <w:br/>
       <w:br/>
     </w:r>

--- a/klagomål/A 58464-2025 FSC-klagomål.docx
+++ b/klagomål/A 58464-2025 FSC-klagomål.docx
@@ -873,7 +873,7 @@
     <w:r>
       <w:tab/>
       <w:tab/>
-      <w:t>2026-01-23</w:t>
+      <w:t>2026-01-24</w:t>
       <w:br/>
       <w:br/>
     </w:r>

--- a/klagomål/A 58464-2025 FSC-klagomål.docx
+++ b/klagomål/A 58464-2025 FSC-klagomål.docx
@@ -873,7 +873,7 @@
     <w:r>
       <w:tab/>
       <w:tab/>
-      <w:t>2026-01-24</w:t>
+      <w:t>2026-01-25</w:t>
       <w:br/>
       <w:br/>
     </w:r>

--- a/klagomål/A 58464-2025 FSC-klagomål.docx
+++ b/klagomål/A 58464-2025 FSC-klagomål.docx
@@ -873,7 +873,7 @@
     <w:r>
       <w:tab/>
       <w:tab/>
-      <w:t>2026-01-25</w:t>
+      <w:t>2026-01-26</w:t>
       <w:br/>
       <w:br/>
     </w:r>

--- a/klagomål/A 58464-2025 FSC-klagomål.docx
+++ b/klagomål/A 58464-2025 FSC-klagomål.docx
@@ -873,7 +873,7 @@
     <w:r>
       <w:tab/>
       <w:tab/>
-      <w:t>2026-01-26</w:t>
+      <w:t>2026-01-27</w:t>
       <w:br/>
       <w:br/>
     </w:r>

--- a/klagomål/A 58464-2025 FSC-klagomål.docx
+++ b/klagomål/A 58464-2025 FSC-klagomål.docx
@@ -873,7 +873,7 @@
     <w:r>
       <w:tab/>
       <w:tab/>
-      <w:t>2026-01-27</w:t>
+      <w:t>2026-01-28</w:t>
       <w:br/>
       <w:br/>
     </w:r>

--- a/klagomål/A 58464-2025 FSC-klagomål.docx
+++ b/klagomål/A 58464-2025 FSC-klagomål.docx
@@ -112,7 +112,7 @@
         <w:pStyle w:val="ListBullet"/>
       </w:pPr>
       <w:r>
-        <w:t>Om ett ombud (tex Norra skog eller Mellanskog) avverkningsanmäler en skog med naturvärden motsvarande nyckelbiotops kvalité men markägaren inte är FSC certifierad, bör du skicka in ett FSC kontrollerat virke klagomål. Då ska klagomålet skickas till ombudsföretaget.</w:t>
+        <w:t>Om ett ombud (tex Norra skog eller Mellanskog) avverkningsanmäler en skog med naturvärden motsvarande nyckelbiotops kvalitet men markägaren inte är FSC certifierad, bör du skicka in ett FSC kontrollerat virke klagomål. Då ska klagomålet skickas till ombudsföretaget.</w:t>
       </w:r>
     </w:p>
     <w:p>
@@ -251,10 +251,66 @@
         <w:rPr>
           <w:b/>
         </w:rPr>
+        <w:t xml:space="preserve">Myskmadra </w:t>
+      </w:r>
+      <w:r>
+        <w:t xml:space="preserve">är en bra signalart i hela sitt utbredningsområde i såväl lövskogar, lundar som kalkbarrskogar. Särskilt kräsen tycks den vara i norra delen av sitt utbredningsområde. Många naturliga växtplatser är av reliktkaraktär och växten indikerar här långvarig ekologisk kontinuitet. Arten är känslig för såväl hårt bete som dagens storskaliga skogsbruksmetoder. Myskmadra är typisk art för </w:t>
+      </w:r>
+      <w:r>
+        <w:rPr>
+          <w:i/>
+        </w:rPr>
+        <w:t xml:space="preserve">9050 Näringsrik granskog, 9020 Nordlig ädellövskog, 9130 Näringsrik bokskog </w:t>
+      </w:r>
+      <w:r>
+        <w:t xml:space="preserve">och </w:t>
+      </w:r>
+      <w:r>
+        <w:rPr>
+          <w:i/>
+        </w:rPr>
+        <w:t xml:space="preserve">9160 Näringsrik ekskog </w:t>
+      </w:r>
+      <w:r>
+        <w:t>(Nitare &amp; Skogsstyrelsen, 2019; SLU Artdatabanken, 2025).</w:t>
+      </w:r>
+    </w:p>
+    <w:p>
+      <w:r>
+        <w:rPr>
+          <w:b/>
+        </w:rPr>
         <w:t>Svart trolldruva</w:t>
       </w:r>
       <w:r>
-        <w:t xml:space="preserve"> är en kalkgynnad växt som förekommer på näringsrik frisk mulljord i såväl bördiga kalkbarrskogar som sydliga kalklövskogar och lundar. Arten är en bra signalart för skyddsvärda biotoper i såväl löv- som barrskogar och tål inte slutavverkning och markberedning. Trolldruva är värdväxt för ett antal sällsynta fjärilsarter som ställer höga krav på sina livsmiljöer, däribland trolldruvemätare (EN), skuggmalmätare (VU) och trolldruvelobmätare (VU) (SLU Artdatabanken, 2024; Nitare &amp; Skogsstyrelsen, 2019).</w:t>
+        <w:t xml:space="preserve"> är en kalkgynnad växt som förekommer på näringsrik frisk mulljord i såväl bördiga kalkbarrskogar som sydliga kalklövskogar och lundar. Arten är en bra signalart för skyddsvärda biotoper i såväl löv- som barrskogar och tål inte slutavverkning och markberedning. Trolldruva är värdväxt för ett antal sällsynta fjärilsarter som ställer höga krav på sina livsmiljöer, däribland trolldruvemätare (EN), skuggmalmätare (VU) och trolldruvelobmätare (VU). Svart trolldruva är typisk art för </w:t>
+      </w:r>
+      <w:r>
+        <w:rPr>
+          <w:i/>
+        </w:rPr>
+        <w:t>9050 Näringsrik granskog,</w:t>
+      </w:r>
+      <w:r>
+        <w:t xml:space="preserve"> </w:t>
+      </w:r>
+      <w:r>
+        <w:rPr>
+          <w:i/>
+        </w:rPr>
+        <w:t xml:space="preserve">9020 Nordlig ädellövskog, 9160 Näringsrik ekskog, 9180 Ädellövskog i branter </w:t>
+      </w:r>
+      <w:r>
+        <w:t>och</w:t>
+      </w:r>
+      <w:r>
+        <w:rPr>
+          <w:i/>
+        </w:rPr>
+        <w:t xml:space="preserve"> 1610 Åsöar i Östersjön</w:t>
+      </w:r>
+      <w:r>
+        <w:t xml:space="preserve"> (SLU Artdatabanken, 2024; Nitare &amp; Skogsstyrelsen, 2019).</w:t>
       </w:r>
     </w:p>
     <w:p>
@@ -292,7 +348,16 @@
         <w:t>Mindre flugsnappare (§4)</w:t>
       </w:r>
       <w:r>
-        <w:t xml:space="preserve"> häckar i tät, ogallrad och flerskiktad blandskog med hög bonitet och krontäckning. Häckningsplatserna har ofta höga naturvärden knutna till relativt orörda skogar med mycket död ved, rik kryptogamflora och känsligt fältskikt (SLU Artdatabanken, 2024; Skogsstyrelsen, 2016). Arten kräver förstärkt hänsyn och missgynnas av omdaning av naturskog till produktionsskog, särskilt gallring och avverkning av flerskiktade skogsmiljöer med hög andel döda och döende träd på fuktig eller blöt mark skadar livsmiljöerna. Följande åtgärder rekommenderas i Skogsstyrelsens vägledning för hänsyn till mindre flugsnappare (Skogsstyrelsen, 2016).</w:t>
+        <w:t xml:space="preserve"> är typisk art för </w:t>
+      </w:r>
+      <w:r>
+        <w:rPr>
+          <w:i/>
+        </w:rPr>
+        <w:t>9080 Lövsumpskog</w:t>
+      </w:r>
+      <w:r>
+        <w:t xml:space="preserve"> och omfattas av bilaga 1 EU:s fågeldirektiv. Den häckar i tät, ogallrad och flerskiktad blandskog med hög bonitet och krontäckning. Häckningsplatserna har ofta höga naturvärden knutna till relativt orörda skogar med mycket död ved, rik kryptogamflora och känsligt fältskikt (SLU Artdatabanken, 2024; Skogsstyrelsen, 2016). Arten kräver förstärkt hänsyn och missgynnas av omdaning av naturskog till produktionsskog, särskilt gallring och avverkning av flerskiktade skogsmiljöer med hög andel döda och döende träd på fuktig eller blöt mark skadar livsmiljöerna. Följande åtgärder rekommenderas i Skogsstyrelsens vägledning för hänsyn till mindre flugsnappare (Skogsstyrelsen, 2016).</w:t>
       </w:r>
     </w:p>
     <w:p>
@@ -333,6 +398,26 @@
       </w:pPr>
       <w:r>
         <w:t>Undvik all form av avverkning i gamla bokskogar av naturskogskaraktär och spara dem som hänsynsytor.</w:t>
+      </w:r>
+    </w:p>
+    <w:p>
+      <w:r>
+        <w:rPr>
+          <w:b/>
+        </w:rPr>
+        <w:t>Skogsknipprot (§8)</w:t>
+      </w:r>
+      <w:r>
+        <w:t xml:space="preserve"> är fridlyst enligt 8§ artskyddsförordningen och typisk art för </w:t>
+      </w:r>
+      <w:r>
+        <w:rPr>
+          <w:i/>
+        </w:rPr>
+        <w:t>9050 Näringsrik granskog</w:t>
+      </w:r>
+      <w:r>
+        <w:t xml:space="preserve"> (SLU Artdatabanken, 2025).</w:t>
       </w:r>
     </w:p>
     <w:p>
@@ -656,7 +741,16 @@
     </w:p>
     <w:p>
       <w:r>
-        <w:t>Mindre flugsnappare (§4) förekommer spritt men sällsynt i större delen av landet men är vanligast i södra Sverige och utmed Norrlandskusten. Den häckar i tät, ogallrad och flerskiktad blandskog med hög bonitet och krontäckning. Reviren är ofta belägna nära stränder, kärr eller bäckar där marken är fuktig eller vattendränkt och i många fall finns det rikligt med död ved i form av högstubbar. Trädslagsfördelningen har mindre betydelse än skogens struktur, och häckningar sker såväl i ädellövskog (i södra Sverige ofta i bokskog) som i nästan ren granskog (SLU Artdatabanken, 2024; Skogsstyrelsen, 2016).</w:t>
+        <w:t xml:space="preserve">Mindre flugsnappare (§4), som omfattas av bilaga 1 EU:s fågeldirektiv och är typisk art för </w:t>
+      </w:r>
+      <w:r>
+        <w:rPr>
+          <w:i/>
+        </w:rPr>
+        <w:t>9080 Lövsumpskog</w:t>
+      </w:r>
+      <w:r>
+        <w:t>, förekommer spritt men sällsynt i större delen av landet men är vanligast i södra Sverige och utmed Norrlandskusten. Den häckar i tät, ogallrad och flerskiktad blandskog med hög bonitet och krontäckning. Reviren är ofta belägna nära stränder, kärr eller bäckar där marken är fuktig eller vattendränkt och i många fall finns det rikligt med död ved i form av högstubbar. Trädslagsfördelningen har mindre betydelse än skogens struktur, och häckningar sker såväl i ädellövskog (i södra Sverige ofta i bokskog) som i nästan ren granskog (SLU Artdatabanken, 2024; Skogsstyrelsen, 2016).</w:t>
       </w:r>
     </w:p>
     <w:p>
@@ -873,7 +967,7 @@
     <w:r>
       <w:tab/>
       <w:tab/>
-      <w:t>2026-01-28</w:t>
+      <w:t>2026-01-29</w:t>
       <w:br/>
       <w:br/>
     </w:r>

--- a/klagomål/A 58464-2025 FSC-klagomål.docx
+++ b/klagomål/A 58464-2025 FSC-klagomål.docx
@@ -967,7 +967,7 @@
     <w:r>
       <w:tab/>
       <w:tab/>
-      <w:t>2026-01-29</w:t>
+      <w:t>2026-01-30</w:t>
       <w:br/>
       <w:br/>
     </w:r>

--- a/klagomål/A 58464-2025 FSC-klagomål.docx
+++ b/klagomål/A 58464-2025 FSC-klagomål.docx
@@ -967,7 +967,7 @@
     <w:r>
       <w:tab/>
       <w:tab/>
-      <w:t>2026-01-30</w:t>
+      <w:t>2026-01-31</w:t>
       <w:br/>
       <w:br/>
     </w:r>

--- a/klagomål/A 58464-2025 FSC-klagomål.docx
+++ b/klagomål/A 58464-2025 FSC-klagomål.docx
@@ -967,7 +967,7 @@
     <w:r>
       <w:tab/>
       <w:tab/>
-      <w:t>2026-02-28</w:t>
+      <w:t>2026-03-01</w:t>
       <w:br/>
       <w:br/>
     </w:r>

--- a/klagomål/A 58464-2025 FSC-klagomål.docx
+++ b/klagomål/A 58464-2025 FSC-klagomål.docx
@@ -967,7 +967,7 @@
     <w:r>
       <w:tab/>
       <w:tab/>
-      <w:t>2026-03-01</w:t>
+      <w:t>2026-03-02</w:t>
       <w:br/>
       <w:br/>
     </w:r>

--- a/klagomål/A 58464-2025 FSC-klagomål.docx
+++ b/klagomål/A 58464-2025 FSC-klagomål.docx
@@ -967,7 +967,7 @@
     <w:r>
       <w:tab/>
       <w:tab/>
-      <w:t>2026-03-02</w:t>
+      <w:t>2026-03-03</w:t>
       <w:br/>
       <w:br/>
     </w:r>

--- a/klagomål/A 58464-2025 FSC-klagomål.docx
+++ b/klagomål/A 58464-2025 FSC-klagomål.docx
@@ -967,7 +967,7 @@
     <w:r>
       <w:tab/>
       <w:tab/>
-      <w:t>2026-03-03</w:t>
+      <w:t>2026-03-04</w:t>
       <w:br/>
       <w:br/>
     </w:r>

--- a/klagomål/A 58464-2025 FSC-klagomål.docx
+++ b/klagomål/A 58464-2025 FSC-klagomål.docx
@@ -967,7 +967,7 @@
     <w:r>
       <w:tab/>
       <w:tab/>
-      <w:t>2026-03-04</w:t>
+      <w:t>2026-03-05</w:t>
       <w:br/>
       <w:br/>
     </w:r>

--- a/klagomål/A 58464-2025 FSC-klagomål.docx
+++ b/klagomål/A 58464-2025 FSC-klagomål.docx
@@ -967,7 +967,7 @@
     <w:r>
       <w:tab/>
       <w:tab/>
-      <w:t>2026-03-05</w:t>
+      <w:t>2026-03-06</w:t>
       <w:br/>
       <w:br/>
     </w:r>

--- a/klagomål/A 58464-2025 FSC-klagomål.docx
+++ b/klagomål/A 58464-2025 FSC-klagomål.docx
@@ -967,7 +967,7 @@
     <w:r>
       <w:tab/>
       <w:tab/>
-      <w:t>2026-03-06</w:t>
+      <w:t>2026-03-07</w:t>
       <w:br/>
       <w:br/>
     </w:r>

--- a/klagomål/A 58464-2025 FSC-klagomål.docx
+++ b/klagomål/A 58464-2025 FSC-klagomål.docx
@@ -967,7 +967,7 @@
     <w:r>
       <w:tab/>
       <w:tab/>
-      <w:t>2026-03-13</w:t>
+      <w:t>2026-03-16</w:t>
       <w:br/>
       <w:br/>
     </w:r>

--- a/klagomål/A 58464-2025 FSC-klagomål.docx
+++ b/klagomål/A 58464-2025 FSC-klagomål.docx
@@ -967,7 +967,7 @@
     <w:r>
       <w:tab/>
       <w:tab/>
-      <w:t>2026-03-16</w:t>
+      <w:t>2026-03-17</w:t>
       <w:br/>
       <w:br/>
     </w:r>

--- a/klagomål/A 58464-2025 FSC-klagomål.docx
+++ b/klagomål/A 58464-2025 FSC-klagomål.docx
@@ -967,7 +967,7 @@
     <w:r>
       <w:tab/>
       <w:tab/>
-      <w:t>2026-03-17</w:t>
+      <w:t>2026-03-18</w:t>
       <w:br/>
       <w:br/>
     </w:r>

--- a/klagomål/A 58464-2025 FSC-klagomål.docx
+++ b/klagomål/A 58464-2025 FSC-klagomål.docx
@@ -967,7 +967,7 @@
     <w:r>
       <w:tab/>
       <w:tab/>
-      <w:t>2026-03-18</w:t>
+      <w:t>2026-03-19</w:t>
       <w:br/>
       <w:br/>
     </w:r>

--- a/klagomål/A 58464-2025 FSC-klagomål.docx
+++ b/klagomål/A 58464-2025 FSC-klagomål.docx
@@ -967,7 +967,7 @@
     <w:r>
       <w:tab/>
       <w:tab/>
-      <w:t>2026-03-19</w:t>
+      <w:t>2026-03-20</w:t>
       <w:br/>
       <w:br/>
     </w:r>

--- a/klagomål/A 58464-2025 FSC-klagomål.docx
+++ b/klagomål/A 58464-2025 FSC-klagomål.docx
@@ -967,7 +967,7 @@
     <w:r>
       <w:tab/>
       <w:tab/>
-      <w:t>2026-03-20</w:t>
+      <w:t>2026-03-21</w:t>
       <w:br/>
       <w:br/>
     </w:r>

--- a/klagomål/A 58464-2025 FSC-klagomål.docx
+++ b/klagomål/A 58464-2025 FSC-klagomål.docx
@@ -967,7 +967,7 @@
     <w:r>
       <w:tab/>
       <w:tab/>
-      <w:t>2026-03-21</w:t>
+      <w:t>2026-03-22</w:t>
       <w:br/>
       <w:br/>
     </w:r>

--- a/klagomål/A 58464-2025 FSC-klagomål.docx
+++ b/klagomål/A 58464-2025 FSC-klagomål.docx
@@ -967,7 +967,7 @@
     <w:r>
       <w:tab/>
       <w:tab/>
-      <w:t>2026-03-22</w:t>
+      <w:t>2026-03-23</w:t>
       <w:br/>
       <w:br/>
     </w:r>

--- a/klagomål/A 58464-2025 FSC-klagomål.docx
+++ b/klagomål/A 58464-2025 FSC-klagomål.docx
@@ -967,7 +967,7 @@
     <w:r>
       <w:tab/>
       <w:tab/>
-      <w:t>2026-03-23</w:t>
+      <w:t>2026-03-24</w:t>
       <w:br/>
       <w:br/>
     </w:r>

--- a/klagomål/A 58464-2025 FSC-klagomål.docx
+++ b/klagomål/A 58464-2025 FSC-klagomål.docx
@@ -967,7 +967,7 @@
     <w:r>
       <w:tab/>
       <w:tab/>
-      <w:t>2026-03-24</w:t>
+      <w:t>2026-03-25</w:t>
       <w:br/>
       <w:br/>
     </w:r>

--- a/klagomål/A 58464-2025 FSC-klagomål.docx
+++ b/klagomål/A 58464-2025 FSC-klagomål.docx
@@ -967,7 +967,7 @@
     <w:r>
       <w:tab/>
       <w:tab/>
-      <w:t>2026-03-25</w:t>
+      <w:t>2026-03-26</w:t>
       <w:br/>
       <w:br/>
     </w:r>

--- a/klagomål/A 58464-2025 FSC-klagomål.docx
+++ b/klagomål/A 58464-2025 FSC-klagomål.docx
@@ -967,7 +967,7 @@
     <w:r>
       <w:tab/>
       <w:tab/>
-      <w:t>2026-03-26</w:t>
+      <w:t>2026-03-27</w:t>
       <w:br/>
       <w:br/>
     </w:r>

--- a/klagomål/A 58464-2025 FSC-klagomål.docx
+++ b/klagomål/A 58464-2025 FSC-klagomål.docx
@@ -967,7 +967,7 @@
     <w:r>
       <w:tab/>
       <w:tab/>
-      <w:t>2026-03-27</w:t>
+      <w:t>2026-03-28</w:t>
       <w:br/>
       <w:br/>
     </w:r>

--- a/klagomål/A 58464-2025 FSC-klagomål.docx
+++ b/klagomål/A 58464-2025 FSC-klagomål.docx
@@ -967,7 +967,7 @@
     <w:r>
       <w:tab/>
       <w:tab/>
-      <w:t>2026-03-28</w:t>
+      <w:t>2026-03-29</w:t>
       <w:br/>
       <w:br/>
     </w:r>

--- a/klagomål/A 58464-2025 FSC-klagomål.docx
+++ b/klagomål/A 58464-2025 FSC-klagomål.docx
@@ -967,7 +967,7 @@
     <w:r>
       <w:tab/>
       <w:tab/>
-      <w:t>2026-03-29</w:t>
+      <w:t>2026-03-30</w:t>
       <w:br/>
       <w:br/>
     </w:r>

--- a/klagomål/A 58464-2025 FSC-klagomål.docx
+++ b/klagomål/A 58464-2025 FSC-klagomål.docx
@@ -967,7 +967,7 @@
     <w:r>
       <w:tab/>
       <w:tab/>
-      <w:t>2026-03-30</w:t>
+      <w:t>2026-03-31</w:t>
       <w:br/>
       <w:br/>
     </w:r>

--- a/klagomål/A 58464-2025 FSC-klagomål.docx
+++ b/klagomål/A 58464-2025 FSC-klagomål.docx
@@ -967,7 +967,7 @@
     <w:r>
       <w:tab/>
       <w:tab/>
-      <w:t>2026-03-31</w:t>
+      <w:t>2026-04-01</w:t>
       <w:br/>
       <w:br/>
     </w:r>

--- a/klagomål/A 58464-2025 FSC-klagomål.docx
+++ b/klagomål/A 58464-2025 FSC-klagomål.docx
@@ -967,7 +967,7 @@
     <w:r>
       <w:tab/>
       <w:tab/>
-      <w:t>2026-04-01</w:t>
+      <w:t>2026-04-02</w:t>
       <w:br/>
       <w:br/>
     </w:r>

--- a/klagomål/A 58464-2025 FSC-klagomål.docx
+++ b/klagomål/A 58464-2025 FSC-klagomål.docx
@@ -967,7 +967,7 @@
     <w:r>
       <w:tab/>
       <w:tab/>
-      <w:t>2026-04-02</w:t>
+      <w:t>2026-04-03</w:t>
       <w:br/>
       <w:br/>
     </w:r>

--- a/klagomål/A 58464-2025 FSC-klagomål.docx
+++ b/klagomål/A 58464-2025 FSC-klagomål.docx
@@ -967,7 +967,7 @@
     <w:r>
       <w:tab/>
       <w:tab/>
-      <w:t>2026-04-03</w:t>
+      <w:t>2026-04-04</w:t>
       <w:br/>
       <w:br/>
     </w:r>

--- a/klagomål/A 58464-2025 FSC-klagomål.docx
+++ b/klagomål/A 58464-2025 FSC-klagomål.docx
@@ -967,7 +967,7 @@
     <w:r>
       <w:tab/>
       <w:tab/>
-      <w:t>2026-04-04</w:t>
+      <w:t>2026-04-05</w:t>
       <w:br/>
       <w:br/>
     </w:r>

--- a/klagomål/A 58464-2025 FSC-klagomål.docx
+++ b/klagomål/A 58464-2025 FSC-klagomål.docx
@@ -967,7 +967,7 @@
     <w:r>
       <w:tab/>
       <w:tab/>
-      <w:t>2026-04-05</w:t>
+      <w:t>2026-04-06</w:t>
       <w:br/>
       <w:br/>
     </w:r>

--- a/klagomål/A 58464-2025 FSC-klagomål.docx
+++ b/klagomål/A 58464-2025 FSC-klagomål.docx
@@ -967,7 +967,7 @@
     <w:r>
       <w:tab/>
       <w:tab/>
-      <w:t>2026-04-06</w:t>
+      <w:t>2026-04-07</w:t>
       <w:br/>
       <w:br/>
     </w:r>

--- a/klagomål/A 58464-2025 FSC-klagomål.docx
+++ b/klagomål/A 58464-2025 FSC-klagomål.docx
@@ -967,7 +967,7 @@
     <w:r>
       <w:tab/>
       <w:tab/>
-      <w:t>2026-04-07</w:t>
+      <w:t>2026-04-08</w:t>
       <w:br/>
       <w:br/>
     </w:r>

--- a/klagomål/A 58464-2025 FSC-klagomål.docx
+++ b/klagomål/A 58464-2025 FSC-klagomål.docx
@@ -967,7 +967,7 @@
     <w:r>
       <w:tab/>
       <w:tab/>
-      <w:t>2026-04-08</w:t>
+      <w:t>2026-04-09</w:t>
       <w:br/>
       <w:br/>
     </w:r>

--- a/klagomål/A 58464-2025 FSC-klagomål.docx
+++ b/klagomål/A 58464-2025 FSC-klagomål.docx
@@ -967,7 +967,7 @@
     <w:r>
       <w:tab/>
       <w:tab/>
-      <w:t>2026-04-09</w:t>
+      <w:t>2026-04-10</w:t>
       <w:br/>
       <w:br/>
     </w:r>

--- a/klagomål/A 58464-2025 FSC-klagomål.docx
+++ b/klagomål/A 58464-2025 FSC-klagomål.docx
@@ -967,7 +967,7 @@
     <w:r>
       <w:tab/>
       <w:tab/>
-      <w:t>2026-04-10</w:t>
+      <w:t>2026-04-11</w:t>
       <w:br/>
       <w:br/>
     </w:r>

--- a/klagomål/A 58464-2025 FSC-klagomål.docx
+++ b/klagomål/A 58464-2025 FSC-klagomål.docx
@@ -967,7 +967,7 @@
     <w:r>
       <w:tab/>
       <w:tab/>
-      <w:t>2026-05-16</w:t>
+      <w:t>2026-05-17</w:t>
       <w:br/>
       <w:br/>
     </w:r>

--- a/klagomål/A 58464-2025 FSC-klagomål.docx
+++ b/klagomål/A 58464-2025 FSC-klagomål.docx
@@ -967,7 +967,7 @@
     <w:r>
       <w:tab/>
       <w:tab/>
-      <w:t>2026-05-17</w:t>
+      <w:t>2026-05-18</w:t>
       <w:br/>
       <w:br/>
     </w:r>

--- a/klagomål/A 58464-2025 FSC-klagomål.docx
+++ b/klagomål/A 58464-2025 FSC-klagomål.docx
@@ -967,7 +967,7 @@
     <w:r>
       <w:tab/>
       <w:tab/>
-      <w:t>2026-05-18</w:t>
+      <w:t>2026-05-19</w:t>
       <w:br/>
       <w:br/>
     </w:r>

--- a/klagomål/A 58464-2025 FSC-klagomål.docx
+++ b/klagomål/A 58464-2025 FSC-klagomål.docx
@@ -967,7 +967,7 @@
     <w:r>
       <w:tab/>
       <w:tab/>
-      <w:t>2026-05-19</w:t>
+      <w:t>2026-05-20</w:t>
       <w:br/>
       <w:br/>
     </w:r>

--- a/klagomål/A 58464-2025 FSC-klagomål.docx
+++ b/klagomål/A 58464-2025 FSC-klagomål.docx
@@ -967,7 +967,7 @@
     <w:r>
       <w:tab/>
       <w:tab/>
-      <w:t>2026-05-20</w:t>
+      <w:t>2026-05-21</w:t>
       <w:br/>
       <w:br/>
     </w:r>

--- a/klagomål/A 58464-2025 FSC-klagomål.docx
+++ b/klagomål/A 58464-2025 FSC-klagomål.docx
@@ -967,7 +967,7 @@
     <w:r>
       <w:tab/>
       <w:tab/>
-      <w:t>2026-05-21</w:t>
+      <w:t>2026-05-22</w:t>
       <w:br/>
       <w:br/>
     </w:r>

--- a/klagomål/A 58464-2025 FSC-klagomål.docx
+++ b/klagomål/A 58464-2025 FSC-klagomål.docx
@@ -967,7 +967,7 @@
     <w:r>
       <w:tab/>
       <w:tab/>
-      <w:t>2026-05-22</w:t>
+      <w:t>2026-05-23</w:t>
       <w:br/>
       <w:br/>
     </w:r>

--- a/klagomål/A 58464-2025 FSC-klagomål.docx
+++ b/klagomål/A 58464-2025 FSC-klagomål.docx
@@ -967,7 +967,7 @@
     <w:r>
       <w:tab/>
       <w:tab/>
-      <w:t>2026-05-23</w:t>
+      <w:t>2026-05-24</w:t>
       <w:br/>
       <w:br/>
     </w:r>

--- a/klagomål/A 58464-2025 FSC-klagomål.docx
+++ b/klagomål/A 58464-2025 FSC-klagomål.docx
@@ -967,7 +967,7 @@
     <w:r>
       <w:tab/>
       <w:tab/>
-      <w:t>2026-05-24</w:t>
+      <w:t>2026-05-25</w:t>
       <w:br/>
       <w:br/>
     </w:r>

--- a/klagomål/A 58464-2025 FSC-klagomål.docx
+++ b/klagomål/A 58464-2025 FSC-klagomål.docx
@@ -967,7 +967,7 @@
     <w:r>
       <w:tab/>
       <w:tab/>
-      <w:t>2026-05-25</w:t>
+      <w:t>2026-05-26</w:t>
       <w:br/>
       <w:br/>
     </w:r>

--- a/klagomål/A 58464-2025 FSC-klagomål.docx
+++ b/klagomål/A 58464-2025 FSC-klagomål.docx
@@ -967,7 +967,7 @@
     <w:r>
       <w:tab/>
       <w:tab/>
-      <w:t>2026-05-26</w:t>
+      <w:t>2026-05-27</w:t>
       <w:br/>
       <w:br/>
     </w:r>

--- a/klagomål/A 58464-2025 FSC-klagomål.docx
+++ b/klagomål/A 58464-2025 FSC-klagomål.docx
@@ -967,7 +967,7 @@
     <w:r>
       <w:tab/>
       <w:tab/>
-      <w:t>2026-05-27</w:t>
+      <w:t>2026-05-28</w:t>
       <w:br/>
       <w:br/>
     </w:r>

--- a/klagomål/A 58464-2025 FSC-klagomål.docx
+++ b/klagomål/A 58464-2025 FSC-klagomål.docx
@@ -967,7 +967,7 @@
     <w:r>
       <w:tab/>
       <w:tab/>
-      <w:t>2026-05-28</w:t>
+      <w:t>2026-05-29</w:t>
       <w:br/>
       <w:br/>
     </w:r>

--- a/klagomål/A 58464-2025 FSC-klagomål.docx
+++ b/klagomål/A 58464-2025 FSC-klagomål.docx
@@ -967,7 +967,7 @@
     <w:r>
       <w:tab/>
       <w:tab/>
-      <w:t>2026-05-29</w:t>
+      <w:t>2026-05-30</w:t>
       <w:br/>
       <w:br/>
     </w:r>

--- a/klagomål/A 58464-2025 FSC-klagomål.docx
+++ b/klagomål/A 58464-2025 FSC-klagomål.docx
@@ -967,7 +967,7 @@
     <w:r>
       <w:tab/>
       <w:tab/>
-      <w:t>2026-05-30</w:t>
+      <w:t>2026-05-31</w:t>
       <w:br/>
       <w:br/>
     </w:r>

--- a/klagomål/A 58464-2025 FSC-klagomål.docx
+++ b/klagomål/A 58464-2025 FSC-klagomål.docx
@@ -967,7 +967,7 @@
     <w:r>
       <w:tab/>
       <w:tab/>
-      <w:t>2026-05-31</w:t>
+      <w:t>2026-06-01</w:t>
       <w:br/>
       <w:br/>
     </w:r>

--- a/klagomål/A 58464-2025 FSC-klagomål.docx
+++ b/klagomål/A 58464-2025 FSC-klagomål.docx
@@ -967,7 +967,7 @@
     <w:r>
       <w:tab/>
       <w:tab/>
-      <w:t>2026-06-01</w:t>
+      <w:t>2026-06-02</w:t>
       <w:br/>
       <w:br/>
     </w:r>

--- a/klagomål/A 58464-2025 FSC-klagomål.docx
+++ b/klagomål/A 58464-2025 FSC-klagomål.docx
@@ -967,7 +967,7 @@
     <w:r>
       <w:tab/>
       <w:tab/>
-      <w:t>2026-06-02</w:t>
+      <w:t>2026-06-03</w:t>
       <w:br/>
       <w:br/>
     </w:r>

--- a/klagomål/A 58464-2025 FSC-klagomål.docx
+++ b/klagomål/A 58464-2025 FSC-klagomål.docx
@@ -967,7 +967,7 @@
     <w:r>
       <w:tab/>
       <w:tab/>
-      <w:t>2026-06-03</w:t>
+      <w:t>2026-06-04</w:t>
       <w:br/>
       <w:br/>
     </w:r>

--- a/klagomål/A 58464-2025 FSC-klagomål.docx
+++ b/klagomål/A 58464-2025 FSC-klagomål.docx
@@ -967,7 +967,7 @@
     <w:r>
       <w:tab/>
       <w:tab/>
-      <w:t>2026-06-04</w:t>
+      <w:t>2026-06-05</w:t>
       <w:br/>
       <w:br/>
     </w:r>

--- a/klagomål/A 58464-2025 FSC-klagomål.docx
+++ b/klagomål/A 58464-2025 FSC-klagomål.docx
@@ -967,7 +967,7 @@
     <w:r>
       <w:tab/>
       <w:tab/>
-      <w:t>2026-06-05</w:t>
+      <w:t>2026-06-06</w:t>
       <w:br/>
       <w:br/>
     </w:r>

--- a/klagomål/A 58464-2025 FSC-klagomål.docx
+++ b/klagomål/A 58464-2025 FSC-klagomål.docx
@@ -967,7 +967,7 @@
     <w:r>
       <w:tab/>
       <w:tab/>
-      <w:t>2026-06-06</w:t>
+      <w:t>2026-06-07</w:t>
       <w:br/>
       <w:br/>
     </w:r>

--- a/klagomål/A 58464-2025 FSC-klagomål.docx
+++ b/klagomål/A 58464-2025 FSC-klagomål.docx
@@ -967,7 +967,7 @@
     <w:r>
       <w:tab/>
       <w:tab/>
-      <w:t>2026-06-07</w:t>
+      <w:t>2026-06-08</w:t>
       <w:br/>
       <w:br/>
     </w:r>
